--- a/Rapid Cortex Internal Docs/RC_QR_Code_Installation_Guide.docx
+++ b/Rapid Cortex Internal Docs/RC_QR_Code_Installation_Guide.docx
@@ -59,7 +59,7 @@
                 <w:sz w:val="28"/>
                 <w:szCs w:val="28"/>
               </w:rPr>
-              <w:t>RAPID CORTEX</w:t>
+              <w:t>NEXCORT IQ</w:t>
             </w:r>
           </w:p>
           <w:p>
@@ -92,7 +92,7 @@
                 <w:sz w:val="22"/>
                 <w:szCs w:val="22"/>
               </w:rPr>
-              <w:t>Rapid Cortex Campus · Rapid Cortex Venue · Rapid Cortex 911</w:t>
+              <w:t>NexCort iQ Campus · NexCort iQ Venue · NexCort iQ 911</w:t>
             </w:r>
           </w:p>
           <w:p>
@@ -280,7 +280,7 @@
         <w:contextualSpacing/>
       </w:pPr>
       <w:r>
-        <w:t>For Rapid Cortex, each QR code is linked to a specific agency and location. Scanning it opens the safety reporting form for that exact place. The report is received instantly by your security or dispatch team.</w:t>
+        <w:t>For NexCort iQ, each QR code is linked to a specific agency and location. Scanning it opens the safety reporting form for that exact place. The report is received instantly by your security or dispatch team.</w:t>
       </w:r>
     </w:p>
     <w:p>
@@ -567,7 +567,7 @@
                 <w:sz w:val="19"/>
                 <w:szCs w:val="19"/>
               </w:rPr>
-              <w:t>Rapid Cortex admin access</w:t>
+              <w:t>NexCort iQ admin access</w:t>
             </w:r>
           </w:p>
         </w:tc>
@@ -1129,7 +1129,7 @@
               <w:contextualSpacing/>
             </w:pPr>
             <w:r>
-              <w:t>Always download the QR code from the Rapid Cortex dashboard — do not use a third-party QR code generator. Only Rapid Cortex-generated codes track scans and route reports to your console.</w:t>
+              <w:t>Always download the QR code from the NexCort iQ dashboard — do not use a third-party QR code generator. Only NexCort iQ-generated codes track scans and route reports to your console.</w:t>
             </w:r>
           </w:p>
         </w:tc>
@@ -1260,7 +1260,7 @@
                 <w:sz w:val="18"/>
                 <w:szCs w:val="18"/>
               </w:rPr>
-              <w:t>Log in to Rapid Cortex and download the PNG for this sign location</w:t>
+              <w:t>Log in to NexCort iQ and download the PNG for this sign location</w:t>
             </w:r>
           </w:p>
         </w:tc>
@@ -1376,7 +1376,7 @@
                 <w:sz w:val="22"/>
                 <w:szCs w:val="22"/>
               </w:rPr>
-              <w:t>Log in to the Rapid Cortex admin dashboard</w:t>
+              <w:t>Log in to the NexCort iQ admin dashboard</w:t>
             </w:r>
           </w:p>
           <w:p>
@@ -1514,7 +1514,7 @@
               <w:rPr>
                 <w:color w:val="4B5563"/>
               </w:rPr>
-              <w:t>From the sidebar, select your agency, then click “QR &amp; NFC Codes.” RC platform admins go to RC Admin → Agencies → [Agency] → QR &amp; NFC Codes.</w:t>
+              <w:t>From the sidebar, select your agency, then click “QR &amp; NFC Codes.” RC platform admins go to NC Admin → Agencies → [Agency] → QR &amp; NFC Codes.</w:t>
             </w:r>
           </w:p>
         </w:tc>
@@ -2723,7 +2723,7 @@
         <w:contextualSpacing/>
       </w:pPr>
       <w:r>
-        <w:t>The downloaded PNG from Rapid Cortex is 400×400 pixels. This is sufficient for:</w:t>
+        <w:t>The downloaded PNG from NexCort iQ is 400×400 pixels. This is sufficient for:</w:t>
       </w:r>
     </w:p>
     <w:p>
@@ -2957,7 +2957,7 @@
                 <w:sz w:val="19"/>
                 <w:szCs w:val="19"/>
               </w:rPr>
-              <w:t>✅ Request a high-resolution export from Rapid Cortex support if available</w:t>
+              <w:t>✅ Request a high-resolution export from NexCort iQ support if available</w:t>
             </w:r>
           </w:p>
         </w:tc>
@@ -3027,7 +3027,7 @@
                 <w:sz w:val="19"/>
                 <w:szCs w:val="19"/>
               </w:rPr>
-              <w:t>⚠️ Request SVG or high-DPI PNG from Rapid Cortex support for best results</w:t>
+              <w:t>⚠️ Request SVG or high-DPI PNG from NexCort iQ support for best results</w:t>
             </w:r>
           </w:p>
         </w:tc>
@@ -3121,7 +3121,7 @@
               <w:contextualSpacing/>
             </w:pPr>
             <w:r>
-              <w:t>Never stretch a QR code. If you need it larger than the downloaded file supports cleanly, contact Rapid Cortex support for a higher resolution export. A distorted QR code will not scan.</w:t>
+              <w:t>Never stretch a QR code. If you need it larger than the downloaded file supports cleanly, contact NexCort iQ support for a higher resolution export. A distorted QR code will not scan.</w:t>
             </w:r>
           </w:p>
         </w:tc>
@@ -4050,7 +4050,7 @@
               <w:t xml:space="preserve">File format:  </w:t>
             </w:r>
             <w:r>
-              <w:t>PNG (provided). Request SVG from Rapid Cortex support for large-format prints over 6 inches.</w:t>
+              <w:t>PNG (provided). Request SVG from NexCort iQ support for large-format prints over 6 inches.</w:t>
             </w:r>
           </w:p>
           <w:p>
@@ -5758,7 +5758,7 @@
               <w:rPr>
                 <w:color w:val="4B5563"/>
               </w:rPr>
-              <w:t>The Rapid Cortex reporting form should open in your browser within 2–3 seconds. No login prompt should appear.</w:t>
+              <w:t>The NexCort iQ reporting form should open in your browser within 2–3 seconds. No login prompt should appear.</w:t>
             </w:r>
           </w:p>
         </w:tc>
@@ -7912,7 +7912,7 @@
                 <w:sz w:val="19"/>
                 <w:szCs w:val="19"/>
               </w:rPr>
-              <w:t>Update the Zone Name in the Rapid Cortex dashboard for this QR code record. Changes take effect immediately — no reprint needed.</w:t>
+              <w:t>Update the Zone Name in the NexCort iQ dashboard for this QR code record. Changes take effect immediately — no reprint needed.</w:t>
             </w:r>
           </w:p>
         </w:tc>
@@ -8901,7 +8901,7 @@
               <w:rPr>
                 <w:color w:val="AABBDD"/>
               </w:rPr>
-              <w:t>Contact Rapid Cortex Support</w:t>
+              <w:t>Contact NexCort iQ Support</w:t>
             </w:r>
           </w:p>
           <w:p>
@@ -9084,7 +9084,7 @@
         <w:sz w:val="18"/>
         <w:szCs w:val="18"/>
       </w:rPr>
-      <w:t>RAPID CORTEX</w:t>
+      <w:t>NEXCORT IQ</w:t>
     </w:r>
     <w:r>
       <w:rPr>
